--- a/text/part1/09Interrogation.docx
+++ b/text/part1/09Interrogation.docx
@@ -1487,7 +1487,45 @@
     </w:p>
     <w:p>
       <w:r>
-        <w:t xml:space="preserve">А потом её облик преобразился. </w:t>
+        <w:t>А</w:t>
+      </w:r>
+      <w:r>
+        <w:t xml:space="preserve"> </w:t>
+      </w:r>
+      <w:r>
+        <w:t>потом</w:t>
+      </w:r>
+      <w:r>
+        <w:t xml:space="preserve"> </w:t>
+      </w:r>
+      <w:r>
+        <w:t>она перевела взгляд на Балдура.</w:t>
+      </w:r>
+    </w:p>
+    <w:p>
+      <w:r>
+        <w:t>И е</w:t>
+      </w:r>
+      <w:r>
+        <w:t>ё</w:t>
+      </w:r>
+      <w:r>
+        <w:t xml:space="preserve"> </w:t>
+      </w:r>
+      <w:r>
+        <w:t>облик</w:t>
+      </w:r>
+      <w:r>
+        <w:t xml:space="preserve"> </w:t>
+      </w:r>
+      <w:r>
+        <w:t xml:space="preserve">вдруг </w:t>
+      </w:r>
+      <w:r>
+        <w:t>преобразился</w:t>
+      </w:r>
+      <w:r>
+        <w:t xml:space="preserve">. </w:t>
       </w:r>
     </w:p>
     <w:p>
